--- a/por/docx/59.content.docx
+++ b/por/docx/59.content.docx
@@ -466,7 +466,7 @@
         <w:rPr>
           <w:lang w:val="pt_PT" w:bidi="pt_PT"/>
         </w:rPr>
-        <w:t xml:space="preserve"> Ninguém, ao ser tentado, deve dizer: "Deus está me tentando". Pois Deus não pode ser tentado pelo mal e não tenta ninguém.</w:t>
+        <w:t xml:space="preserve"> Ninguém, ao ser tentado, deve dizer: “Deus está me tentando”. Pois Deus não pode ser tentado pelo mal e não tenta ninguém.</w:t>
       </w:r>
     </w:p>
     <w:p>
@@ -839,7 +839,7 @@
         <w:rPr>
           <w:lang w:val="pt_PT" w:bidi="pt_PT"/>
         </w:rPr>
-        <w:t xml:space="preserve"> e vocês derem atenção especial ao homem bem vestido e lhe disserem: "Sente-se aqui neste lugar de honra", e disserem ao pobre: "Fique em pé ali" ou "sente-se no chão, perto do estrado onde coloco os pés",</w:t>
+        <w:t xml:space="preserve"> e vocês derem atenção especial ao homem bem vestido e lhe disserem: “Sente-se aqui neste lugar de honra”, e disserem ao pobre: “Fique em pé ali” ou “sente-se no chão, perto do estrado onde coloco os pés”,</w:t>
       </w:r>
     </w:p>
     <w:p>
@@ -944,7 +944,7 @@
         <w:rPr>
           <w:lang w:val="pt_PT" w:bidi="pt_PT"/>
         </w:rPr>
-        <w:t xml:space="preserve"> Mas, se vocês cumprem a lei real conforme a Escritura — "Ame o seu próximo como a si mesmo" —, estão agindo corretamente.</w:t>
+        <w:t xml:space="preserve"> Mas, se vocês cumprem a lei real conforme a Escritura — “Ame o seu próximo como a si mesmo” —, estão agindo corretamente.</w:t>
       </w:r>
     </w:p>
     <w:p>
@@ -1007,7 +1007,7 @@
         <w:rPr>
           <w:lang w:val="pt_PT" w:bidi="pt_PT"/>
         </w:rPr>
-        <w:t xml:space="preserve"> Pois aquele que disse: "Não adulterará", também disse: "Não matará". Assim, se você não comete adultério, mas mata, torna-se culpado de quebrar a lei.</w:t>
+        <w:t xml:space="preserve"> Pois aquele que disse: “Não adulterará”, também disse: “Não matará”. Assim, se você não comete adultério, mas mata, torna-se culpado de quebrar a lei.</w:t>
       </w:r>
     </w:p>
     <w:p>
@@ -1112,7 +1112,7 @@
         <w:rPr>
           <w:lang w:val="pt_PT" w:bidi="pt_PT"/>
         </w:rPr>
-        <w:t xml:space="preserve"> de que adianta um de vocês lhes dizer sem dar o necessário para o corpo: "Vão em paz, aqueçam-se e alimentem-se bem"?</w:t>
+        <w:t xml:space="preserve"> de que adianta um de vocês lhes dizer sem dar o necessário para o corpo: “Vão em paz, aqueçam-se e alimentem-se bem”?</w:t>
       </w:r>
     </w:p>
     <w:p>
@@ -1154,7 +1154,7 @@
         <w:rPr>
           <w:lang w:val="pt_PT" w:bidi="pt_PT"/>
         </w:rPr>
-        <w:t xml:space="preserve"> Mas alguém pode dizer: "Você tem fé, e eu tenho obras". Mostre-me a sua fé sem obras, e eu lhe mostrarei a minha fé pelas obras.</w:t>
+        <w:t xml:space="preserve"> Mas alguém pode dizer: “Você tem fé, e eu tenho obras”. Mostre-me a sua fé sem obras, e eu lhe mostrarei a minha fé pelas obras.</w:t>
       </w:r>
     </w:p>
     <w:p>
@@ -1259,7 +1259,7 @@
         <w:rPr>
           <w:lang w:val="pt_PT" w:bidi="pt_PT"/>
         </w:rPr>
-        <w:t xml:space="preserve"> E assim se cumpriu a Escritura, que diz: "Abraão creu em Deus, e isso lhe foi considerado justiça", e ele foi chamado amigo de Deus.</w:t>
+        <w:t xml:space="preserve"> E assim se cumpriu a Escritura, que diz: “Abraão creu em Deus, e isso lhe foi considerado justiça”, e ele foi chamado amigo de Deus.</w:t>
       </w:r>
     </w:p>
     <w:p>
@@ -1858,7 +1858,7 @@
         <w:rPr>
           <w:lang w:val="pt_PT" w:bidi="pt_PT"/>
         </w:rPr>
-        <w:t xml:space="preserve"> Mas ele concede graça ainda maior. Por isso a Escritura diz: "Deus resiste aos orgulhosos, mas dá graça aos humildes".</w:t>
+        <w:t xml:space="preserve"> Mas ele concede graça ainda maior. Por isso a Escritura diz: “Deus resiste aos orgulhosos, mas dá graça aos humildes”.</w:t>
       </w:r>
     </w:p>
     <w:p>
@@ -2005,7 +2005,7 @@
         <w:rPr>
           <w:lang w:val="pt_PT" w:bidi="pt_PT"/>
         </w:rPr>
-        <w:t xml:space="preserve"> Agora ouçam vocês que dizem: "Hoje ou amanhã iremos para tal cidade, ficaremos lá um ano, faremos negócios e teremos lucro".</w:t>
+        <w:t xml:space="preserve"> Agora ouçam vocês que dizem: “Hoje ou amanhã iremos para tal cidade, ficaremos lá um ano, faremos negócios e teremos lucro”.</w:t>
       </w:r>
     </w:p>
     <w:p>
@@ -2047,7 +2047,7 @@
         <w:rPr>
           <w:lang w:val="pt_PT" w:bidi="pt_PT"/>
         </w:rPr>
-        <w:t xml:space="preserve"> Em vez disso, deveriam dizer: "Se Deus quiser, viveremos e faremos isto ou aquilo".</w:t>
+        <w:t xml:space="preserve"> Em vez disso, deveriam dizer: “Se Deus quiser, viveremos e faremos isto ou aquilo”.</w:t>
       </w:r>
     </w:p>
     <w:p>
@@ -2357,7 +2357,7 @@
         <w:rPr>
           <w:lang w:val="pt_PT" w:bidi="pt_PT"/>
         </w:rPr>
-        <w:t xml:space="preserve"> Acima de tudo, meus irmãos, não jurem: nem pelo céu, nem pela terra, nem por qualquer outra coisa. Deixem que o "sim" seja sim e o "não" seja não, para que não sejam condenados.</w:t>
+        <w:t xml:space="preserve"> Acima de tudo, meus irmãos, não jurem: nem pelo céu, nem pela terra, nem por qualquer outra coisa. Deixem que o “sim” seja sim e o “não” seja não, para que não sejam condenados.</w:t>
       </w:r>
     </w:p>
     <w:p>
